--- a/dist/exports/kcet-units-and-measurement-and-dimensions_revision_notes.docx
+++ b/dist/exports/kcet-units-and-measurement-and-dimensions_revision_notes.docx
@@ -164,10 +164,10 @@
             <w:r>
               <w:rPr>
                 <w:b/>
-                <w:color w:val="2B6CB0"/>
+                <w:color w:val="718096"/>
                 <w:sz w:val="19"/>
               </w:rPr>
-              <w:t>High</w:t>
+              <w:t>Moderate</w:t>
             </w:r>
           </w:p>
         </w:tc>
@@ -189,7 +189,7 @@
                 <w:color w:val="2D3748"/>
                 <w:sz w:val="19"/>
               </w:rPr>
-              <w:t>Kcet Units And Measurement And Dimensions - Core Application</w:t>
+              <w:t>Dimensional Analysis &amp; Principle of Homogeneity</w:t>
             </w:r>
           </w:p>
         </w:tc>
@@ -209,7 +209,7 @@
               <w:rPr>
                 <w:sz w:val="19"/>
               </w:rPr>
-              <w:t>9 PYQs</w:t>
+              <w:t>7 PYQs</w:t>
             </w:r>
           </w:p>
         </w:tc>
@@ -230,7 +230,94 @@
                 <w:color w:val="718096"/>
                 <w:sz w:val="19"/>
               </w:rPr>
-              <w:t>General Concept</w:t>
+              <w:t>Dimensions</w:t>
+            </w:r>
+          </w:p>
+        </w:tc>
+      </w:tr>
+      <w:tr>
+        <w:tc>
+          <w:tcPr>
+            <w:tcW w:type="dxa" w:w="2160"/>
+            <w:shd w:fill="FFFFFF"/>
+            <w:tcMar>
+              <w:top w:w="80" w:type="dxa"/>
+              <w:bottom w:w="80" w:type="dxa"/>
+              <w:left w:w="150" w:type="dxa"/>
+              <w:right w:w="150" w:type="dxa"/>
+            </w:tcMar>
+          </w:tcPr>
+          <w:p>
+            <w:r>
+              <w:rPr>
+                <w:b/>
+                <w:color w:val="718096"/>
+                <w:sz w:val="19"/>
+              </w:rPr>
+              <w:t>Moderate</w:t>
+            </w:r>
+          </w:p>
+        </w:tc>
+        <w:tc>
+          <w:tcPr>
+            <w:tcW w:type="dxa" w:w="4320"/>
+            <w:shd w:fill="FFFFFF"/>
+            <w:tcMar>
+              <w:top w:w="80" w:type="dxa"/>
+              <w:bottom w:w="80" w:type="dxa"/>
+              <w:left w:w="150" w:type="dxa"/>
+              <w:right w:w="150" w:type="dxa"/>
+            </w:tcMar>
+          </w:tcPr>
+          <w:p>
+            <w:r>
+              <w:rPr>
+                <w:b/>
+                <w:color w:val="2D3748"/>
+                <w:sz w:val="19"/>
+              </w:rPr>
+              <w:t>Error Analysis &amp; Significant Figures</w:t>
+            </w:r>
+          </w:p>
+        </w:tc>
+        <w:tc>
+          <w:tcPr>
+            <w:tcW w:type="dxa" w:w="1728"/>
+            <w:shd w:fill="FFFFFF"/>
+            <w:tcMar>
+              <w:top w:w="80" w:type="dxa"/>
+              <w:bottom w:w="80" w:type="dxa"/>
+              <w:left w:w="150" w:type="dxa"/>
+              <w:right w:w="150" w:type="dxa"/>
+            </w:tcMar>
+          </w:tcPr>
+          <w:p>
+            <w:r>
+              <w:rPr>
+                <w:sz w:val="19"/>
+              </w:rPr>
+              <w:t>3 PYQs</w:t>
+            </w:r>
+          </w:p>
+        </w:tc>
+        <w:tc>
+          <w:tcPr>
+            <w:tcW w:type="dxa" w:w="1872"/>
+            <w:shd w:fill="FFFFFF"/>
+            <w:tcMar>
+              <w:top w:w="80" w:type="dxa"/>
+              <w:bottom w:w="80" w:type="dxa"/>
+              <w:left w:w="150" w:type="dxa"/>
+              <w:right w:w="150" w:type="dxa"/>
+            </w:tcMar>
+          </w:tcPr>
+          <w:p>
+            <w:r>
+              <w:rPr>
+                <w:color w:val="718096"/>
+                <w:sz w:val="19"/>
+              </w:rPr>
+              <w:t>Errors</w:t>
             </w:r>
           </w:p>
         </w:tc>
@@ -311,6 +398,98 @@
           </w:p>
         </w:tc>
       </w:tr>
+      <w:tr>
+        <w:tc>
+          <w:tcPr>
+            <w:tcW w:type="dxa" w:w="3600"/>
+            <w:shd w:fill="F7FAFC"/>
+            <w:tcMar>
+              <w:top w:w="100" w:type="dxa"/>
+              <w:bottom w:w="100" w:type="dxa"/>
+              <w:left w:w="150" w:type="dxa"/>
+              <w:right w:w="150" w:type="dxa"/>
+            </w:tcMar>
+          </w:tcPr>
+          <w:p>
+            <w:r>
+              <w:rPr>
+                <w:b/>
+                <w:color w:val="1A365D"/>
+                <w:sz w:val="19"/>
+              </w:rPr>
+              <w:t>Dimensional Analysis &amp; Principle of Homogeneity</w:t>
+            </w:r>
+          </w:p>
+        </w:tc>
+        <w:tc>
+          <w:tcPr>
+            <w:tcW w:type="dxa" w:w="6480"/>
+            <w:shd w:fill="F7FAFC"/>
+            <w:tcMar>
+              <w:top w:w="100" w:type="dxa"/>
+              <w:bottom w:w="100" w:type="dxa"/>
+              <w:left w:w="150" w:type="dxa"/>
+              <w:right w:w="150" w:type="dxa"/>
+            </w:tcMar>
+          </w:tcPr>
+          <w:p>
+            <w:r>
+              <w:rPr>
+                <w:rFonts w:ascii="Cambria Math" w:hAnsi="Cambria Math"/>
+                <w:color w:val="2D3748"/>
+                <w:sz w:val="19"/>
+              </w:rPr>
+              <w:t>[G] = M^{-1}L^3T^{-2}, \quad [h] = ML^2T^{-1}, \quad [\mu_0] = MLT^{-2}A^{-2}</w:t>
+            </w:r>
+          </w:p>
+        </w:tc>
+      </w:tr>
+      <w:tr>
+        <w:tc>
+          <w:tcPr>
+            <w:tcW w:type="dxa" w:w="3600"/>
+            <w:shd w:fill="FFFFFF"/>
+            <w:tcMar>
+              <w:top w:w="100" w:type="dxa"/>
+              <w:bottom w:w="100" w:type="dxa"/>
+              <w:left w:w="150" w:type="dxa"/>
+              <w:right w:w="150" w:type="dxa"/>
+            </w:tcMar>
+          </w:tcPr>
+          <w:p>
+            <w:r>
+              <w:rPr>
+                <w:b/>
+                <w:color w:val="1A365D"/>
+                <w:sz w:val="19"/>
+              </w:rPr>
+              <w:t>Error Analysis &amp; Significant Figures</w:t>
+            </w:r>
+          </w:p>
+        </w:tc>
+        <w:tc>
+          <w:tcPr>
+            <w:tcW w:type="dxa" w:w="6480"/>
+            <w:shd w:fill="FFFFFF"/>
+            <w:tcMar>
+              <w:top w:w="100" w:type="dxa"/>
+              <w:bottom w:w="100" w:type="dxa"/>
+              <w:left w:w="150" w:type="dxa"/>
+              <w:right w:w="150" w:type="dxa"/>
+            </w:tcMar>
+          </w:tcPr>
+          <w:p>
+            <w:r>
+              <w:rPr>
+                <w:rFonts w:ascii="Cambria Math" w:hAnsi="Cambria Math"/>
+                <w:color w:val="2D3748"/>
+                <w:sz w:val="19"/>
+              </w:rPr>
+              <w:t>\frac{\Delta Z}{Z} = a\frac{\Delta A}{A} + b\frac{\Delta B}{B} + c\frac{\Delta C}{C} \quad \text{for } Z = \frac{A^a B^b}{C^c}</w:t>
+            </w:r>
+          </w:p>
+        </w:tc>
+      </w:tr>
     </w:tbl>
     <w:p>
       <w:pPr>
@@ -338,7 +517,7 @@
           <w:color w:val="2B6CB0"/>
           <w:sz w:val="24"/>
         </w:rPr>
-        <w:t>3.1 Kcet Units And Measurement And Dimensions - Core Application (High Yield — 9 PYQs)</w:t>
+        <w:t>3.1 Dimensional Analysis &amp; Principle of Homogeneity (Moderate Yield — 7 PYQs)</w:t>
       </w:r>
     </w:p>
     <w:p>
@@ -353,7 +532,7 @@
         <w:rPr>
           <w:sz w:val="20"/>
         </w:rPr>
-        <w:t>Key problem pattern in Kcet Units And Measurement And Dimensions.</w:t>
+        <w:t>Application of dimensions to check equation consistency and derive relations between physical quantities.</w:t>
       </w:r>
     </w:p>
     <w:tbl>
@@ -391,7 +570,7 @@
                 <w:color w:val="2D3748"/>
                 <w:sz w:val="19"/>
               </w:rPr>
-              <w:t>Watch for algebraic and sign errors.</w:t>
+              <w:t>Trigonometric, logarithmic, and exponential arguments must strictly be dimensionless.</w:t>
             </w:r>
           </w:p>
         </w:tc>
@@ -432,7 +611,7 @@
                 <w:color w:val="2D3748"/>
                 <w:sz w:val="19"/>
               </w:rPr>
-              <w:t>Verify dimensions and boundary conditions.</w:t>
+              <w:t>Equate powers of M, L, T on both sides to find unknown exponents.</w:t>
             </w:r>
           </w:p>
         </w:tc>
@@ -530,6 +709,214 @@
           <w:sz w:val="18"/>
         </w:rPr>
         <w:t>[Ans: C]</w:t>
+      </w:r>
+    </w:p>
+    <w:p>
+      <w:pPr>
+        <w:spacing w:after="120"/>
+      </w:pPr>
+    </w:p>
+    <w:p>
+      <w:pPr>
+        <w:pStyle w:val="Heading2"/>
+      </w:pPr>
+      <w:r>
+        <w:rPr>
+          <w:color w:val="2B6CB0"/>
+          <w:sz w:val="24"/>
+        </w:rPr>
+        <w:t>3.2 Error Analysis &amp; Significant Figures (Moderate Yield — 3 PYQs)</w:t>
+      </w:r>
+    </w:p>
+    <w:p>
+      <w:r>
+        <w:rPr>
+          <w:b/>
+          <w:sz w:val="20"/>
+        </w:rPr>
+        <w:t xml:space="preserve">Core Principle: </w:t>
+      </w:r>
+      <w:r>
+        <w:rPr>
+          <w:sz w:val="20"/>
+        </w:rPr>
+        <w:t>Maximum fractional and percentage errors in combination of quantities and screw gauge / vernier calipers reading.</w:t>
+      </w:r>
+    </w:p>
+    <w:tbl>
+      <w:tblPr>
+        <w:tblW w:type="auto" w:w="0"/>
+        <w:jc w:val="center"/>
+        <w:tblLook w:firstColumn="1" w:firstRow="1" w:lastColumn="0" w:lastRow="0" w:noHBand="0" w:noVBand="1" w:val="04A0"/>
+      </w:tblPr>
+      <w:tblGrid>
+        <w:gridCol w:w="10080"/>
+      </w:tblGrid>
+      <w:tr>
+        <w:tc>
+          <w:tcPr>
+            <w:tcW w:type="dxa" w:w="10080"/>
+            <w:shd w:fill="FFF5F5"/>
+            <w:tcMar>
+              <w:top w:w="100" w:type="dxa"/>
+              <w:bottom w:w="100" w:type="dxa"/>
+              <w:left w:w="150" w:type="dxa"/>
+              <w:right w:w="150" w:type="dxa"/>
+            </w:tcMar>
+          </w:tcPr>
+          <w:p>
+            <w:r>
+              <w:rPr>
+                <w:b/>
+                <w:color w:val="C53030"/>
+                <w:sz w:val="19"/>
+              </w:rPr>
+              <w:t xml:space="preserve">⚠️ Common Trap / JEE Pitfall: </w:t>
+            </w:r>
+            <w:r>
+              <w:rPr>
+                <w:color w:val="2D3748"/>
+                <w:sz w:val="19"/>
+              </w:rPr>
+              <w:t>Errors always ADD up in worst-case analysis; never subtract fractional errors.</w:t>
+            </w:r>
+          </w:p>
+        </w:tc>
+      </w:tr>
+    </w:tbl>
+    <w:tbl>
+      <w:tblPr>
+        <w:tblW w:type="auto" w:w="0"/>
+        <w:jc w:val="center"/>
+        <w:tblLook w:firstColumn="1" w:firstRow="1" w:lastColumn="0" w:lastRow="0" w:noHBand="0" w:noVBand="1" w:val="04A0"/>
+      </w:tblPr>
+      <w:tblGrid>
+        <w:gridCol w:w="10080"/>
+      </w:tblGrid>
+      <w:tr>
+        <w:tc>
+          <w:tcPr>
+            <w:tcW w:type="dxa" w:w="10080"/>
+            <w:shd w:fill="F0FFF4"/>
+            <w:tcMar>
+              <w:top w:w="100" w:type="dxa"/>
+              <w:bottom w:w="100" w:type="dxa"/>
+              <w:left w:w="150" w:type="dxa"/>
+              <w:right w:w="150" w:type="dxa"/>
+            </w:tcMar>
+          </w:tcPr>
+          <w:p>
+            <w:r>
+              <w:rPr>
+                <w:b/>
+                <w:color w:val="276749"/>
+                <w:sz w:val="19"/>
+              </w:rPr>
+              <w:t xml:space="preserve">💡 Speed Hack / Trick: </w:t>
+            </w:r>
+            <w:r>
+              <w:rPr>
+                <w:color w:val="2D3748"/>
+                <w:sz w:val="19"/>
+              </w:rPr>
+              <w:t>Least count = Pitch / (Number of circular divisions). Total reading = MSR + (CSR × LC) - (Zero Error).</w:t>
+            </w:r>
+          </w:p>
+        </w:tc>
+      </w:tr>
+    </w:tbl>
+    <w:p>
+      <w:pPr>
+        <w:spacing w:before="120" w:after="40"/>
+      </w:pPr>
+      <w:r>
+        <w:rPr>
+          <w:b/>
+          <w:color w:val="1A365D"/>
+          <w:sz w:val="19"/>
+        </w:rPr>
+        <w:t>Source PYQs testing this concept:</w:t>
+      </w:r>
+    </w:p>
+    <w:p>
+      <w:pPr>
+        <w:pStyle w:val="ListBullet"/>
+        <w:spacing w:after="40"/>
+      </w:pPr>
+      <w:r>
+        <w:rPr>
+          <w:b/>
+          <w:sz w:val="18"/>
+        </w:rPr>
+        <w:t xml:space="preserve">[2022 Shift] Q#1 (MCQ): </w:t>
+      </w:r>
+      <w:r>
+        <w:rPr>
+          <w:sz w:val="18"/>
+        </w:rPr>
+        <w:t xml:space="preserve">"The Vernier scale of a travelling microscope has 50 divisions which coincides with 49 main scale divisions. If each main scale division is $..."  </w:t>
+      </w:r>
+      <w:r>
+        <w:rPr>
+          <w:b/>
+          <w:color w:val="2B6CB0"/>
+          <w:sz w:val="18"/>
+        </w:rPr>
+        <w:t>[Ans: N/A]</w:t>
+      </w:r>
+    </w:p>
+    <w:p>
+      <w:pPr>
+        <w:pStyle w:val="ListBullet"/>
+        <w:spacing w:after="40"/>
+      </w:pPr>
+      <w:r>
+        <w:rPr>
+          <w:b/>
+          <w:sz w:val="18"/>
+        </w:rPr>
+        <w:t xml:space="preserve">[2020 Shift] Q#2 (MCQ): </w:t>
+      </w:r>
+      <w:r>
+        <w:rPr>
+          <w:sz w:val="18"/>
+        </w:rPr>
+        <w:t xml:space="preserve">"A cylindrical wire has a mass (0.3 ± 0.003)g , radius (0.5 ± 0.005)mm and length (6 ± 0.06)cm . The maximum percentage error in ..."  </w:t>
+      </w:r>
+      <w:r>
+        <w:rPr>
+          <w:b/>
+          <w:color w:val="2B6CB0"/>
+          <w:sz w:val="18"/>
+        </w:rPr>
+        <w:t>[Ans: N/A]</w:t>
+      </w:r>
+    </w:p>
+    <w:p>
+      <w:pPr>
+        <w:pStyle w:val="ListBullet"/>
+        <w:spacing w:after="40"/>
+      </w:pPr>
+      <w:r>
+        <w:rPr>
+          <w:b/>
+          <w:sz w:val="18"/>
+        </w:rPr>
+        <w:t xml:space="preserve">[2017 Shift] Q#1 (MCQ): </w:t>
+      </w:r>
+      <w:r>
+        <w:rPr>
+          <w:sz w:val="18"/>
+        </w:rPr>
+        <w:t xml:space="preserve">"A substance of mass 49.53 g occupies 1.5cm^3 of volume. The density of the substance (in gcm^-3 ) with correct number of significant..."  </w:t>
+      </w:r>
+      <w:r>
+        <w:rPr>
+          <w:b/>
+          <w:color w:val="2B6CB0"/>
+          <w:sz w:val="18"/>
+        </w:rPr>
+        <w:t>[Ans: D]</w:t>
       </w:r>
     </w:p>
     <w:p>
@@ -660,6 +1047,127 @@
               <w:t>Solution Analysis:</w:t>
               <w:br/>
               <w:t>For each quantity, we write its dimensional formula. Torque is given by Torque=Force × distance Force has dimensions [MLT^-2] So, [Torque]=[MLT^-2][L]=[ML^2T^-2] So, torque matches (iv). For gravitational constant G , from Newton’s law of gravitation, F=\fracGm_(1)m_(2)r^2 So, G=\fracFr^2m_(1)m_(2) Now, [G]=\frac[MLT^-2][L^2][M^2] [G]=[M^-1L^3T^-2] So, gravitational constant matches (iii). Capacitance is C=(Q / V) Charge has dimensions [Q]=[AT] Potential difference is V=(Work / Charge) So, [V]=\frac[ML^2T^-2][AT]=[ML^2T^-3A^-1] Hence, [C]=\frac[AT][ML^2T^-3A^-1] [C]=[M^-1L^-2T^4A^2] So, capacitance matches (i). Planck’s constant ℎ is related to energy by E=ℎν So, ℎ=(E / ν) Energy has dimensions [ML^2T^-2] Frequency has dimensions [T^-1] Therefore, [ℎ]=\frac[ML^2T^-2][T^-1]=[ML^2T^-1] So, Planck’s constant matches (ii). Thus the correct matching is: a → iv,b → iii,c → i,d → ii Correct option: Option B .</w:t>
+            </w:r>
+          </w:p>
+        </w:tc>
+      </w:tr>
+    </w:tbl>
+    <w:p>
+      <w:pPr>
+        <w:spacing w:after="120"/>
+      </w:pPr>
+    </w:p>
+    <w:p>
+      <w:pPr>
+        <w:spacing w:before="160" w:after="40"/>
+      </w:pPr>
+      <w:r>
+        <w:rPr>
+          <w:b/>
+          <w:color w:val="1A365D"/>
+          <w:sz w:val="22"/>
+        </w:rPr>
+        <w:t>Benchmark Problem 2: KCET 2022 (Q#1)</w:t>
+      </w:r>
+    </w:p>
+    <w:p>
+      <w:pPr>
+        <w:spacing w:after="80"/>
+      </w:pPr>
+      <w:r>
+        <w:rPr>
+          <w:sz w:val="20"/>
+        </w:rPr>
+        <w:t>The Vernier scale of a travelling microscope has 50 divisions which coincides with 49 main scale divisions. If each main scale division is 0.5mm , then the least count of the microscope is</w:t>
+      </w:r>
+    </w:p>
+    <w:p>
+      <w:pPr>
+        <w:pStyle w:val="ListBullet"/>
+        <w:spacing w:after="20"/>
+      </w:pPr>
+      <w:r>
+        <w:rPr>
+          <w:sz w:val="19"/>
+        </w:rPr>
+        <w:t>(A) 0.5mm</w:t>
+      </w:r>
+    </w:p>
+    <w:p>
+      <w:pPr>
+        <w:pStyle w:val="ListBullet"/>
+        <w:spacing w:after="20"/>
+      </w:pPr>
+      <w:r>
+        <w:rPr>
+          <w:sz w:val="19"/>
+        </w:rPr>
+        <w:t>(B) 0.01mm</w:t>
+      </w:r>
+    </w:p>
+    <w:p>
+      <w:pPr>
+        <w:pStyle w:val="ListBullet"/>
+        <w:spacing w:after="20"/>
+      </w:pPr>
+      <w:r>
+        <w:rPr>
+          <w:sz w:val="19"/>
+        </w:rPr>
+        <w:t>(C) 0.5cm</w:t>
+      </w:r>
+    </w:p>
+    <w:p>
+      <w:pPr>
+        <w:pStyle w:val="ListBullet"/>
+        <w:spacing w:after="20"/>
+      </w:pPr>
+      <w:r>
+        <w:rPr>
+          <w:sz w:val="19"/>
+        </w:rPr>
+        <w:t>(D) 0.01cm</w:t>
+      </w:r>
+    </w:p>
+    <w:tbl>
+      <w:tblPr>
+        <w:tblW w:type="auto" w:w="0"/>
+        <w:jc w:val="center"/>
+        <w:tblLook w:firstColumn="1" w:firstRow="1" w:lastColumn="0" w:lastRow="0" w:noHBand="0" w:noVBand="1" w:val="04A0"/>
+      </w:tblPr>
+      <w:tblGrid>
+        <w:gridCol w:w="10080"/>
+      </w:tblGrid>
+      <w:tr>
+        <w:tc>
+          <w:tcPr>
+            <w:tcW w:type="dxa" w:w="10080"/>
+            <w:shd w:fill="F7FAFC"/>
+            <w:tcMar>
+              <w:top w:w="100" w:type="dxa"/>
+              <w:bottom w:w="100" w:type="dxa"/>
+              <w:left w:w="150" w:type="dxa"/>
+              <w:right w:w="150" w:type="dxa"/>
+            </w:tcMar>
+          </w:tcPr>
+          <w:p>
+            <w:r>
+              <w:rPr>
+                <w:b/>
+                <w:color w:val="1A365D"/>
+                <w:sz w:val="19"/>
+              </w:rPr>
+              <w:t>Correct Answer: None</w:t>
+              <w:br/>
+            </w:r>
+            <w:r>
+              <w:rPr>
+                <w:color w:val="2D3748"/>
+                <w:sz w:val="18"/>
+              </w:rPr>
+              <w:t>Solution Analysis:</w:t>
+              <w:br/>
+              <w:t>The least count of a measuring instrument is the smallest value that can be measured with the instrument and is calculated by the formula: Least Count=(Value of one main scale division / Number of divisions on the Vernier scale) In the given travelling microscope, there are 50 divisions on the Vernier scale which coincides with 49 main scale divisions. Each main scale division is of 0.5mm . First, we need to find out the value of one main scale division: Given that one main scale division is 0.5mm , we keep this value for the calculation. Next, to calculate the least count, we divide this value by the number of divisions on the Vernier scale. Least Count=(0.5mm / 50) To calculate the value that the Vernier scale can measure beyond the main scale, we consider the discrepancy between the 49 main scale divisions and the 50 Vernier divisions. Since 49 main scale divisions coincide with 50 Vernier divisions, the length covered by 50 Vernier divisions is equal to the length covered by 49 main scale divisions. Therefore, one Vernier division is equivalent to (49 / 50) of a main scale division. The difference between the value of one main scale division and one Vernier division gives us the least count: Main scale division value-Vernier scale division value=Least Count Least Count=(0.5mm / 50) × 49 Since there is a difference of 1 Vernier division in 50 divisions, the Vernier scale is more precise by: Least Count=(0.5mm / 50) Simplifying the fraction: Least Count=(0.5 / 50)mm Least Count=0.01mm So the correct answer is: Option B 0.01mm</w:t>
             </w:r>
           </w:p>
         </w:tc>

--- a/dist/exports/kcet-units-and-measurement-and-dimensions_revision_notes.docx
+++ b/dist/exports/kcet-units-and-measurement-and-dimensions_revision_notes.docx
@@ -13,7 +13,7 @@
           <w:color w:val="1A365D"/>
           <w:sz w:val="44"/>
         </w:rPr>
-        <w:t>JEE MAIN REVISION MASTER: UNITS &amp; MEASUREMENT AND DIMENSIONS 2026 1 QUESTIONS 1.67% WEIGHTAGE</w:t>
+        <w:t>JEE MAIN REVISION MASTER: UNITS &amp; MEASUREMENT AND DIMENSIONS</w:t>
       </w:r>
     </w:p>
     <w:p>

--- a/dist/exports/kcet-units-and-measurement-and-dimensions_revision_notes.docx
+++ b/dist/exports/kcet-units-and-measurement-and-dimensions_revision_notes.docx
@@ -189,7 +189,7 @@
                 <w:color w:val="2D3748"/>
                 <w:sz w:val="19"/>
               </w:rPr>
-              <w:t>Dimensional Analysis &amp; Principle of Homogeneity</w:t>
+              <w:t>Dimensional Analysis &amp; Physical Constants</w:t>
             </w:r>
           </w:p>
         </w:tc>
@@ -209,7 +209,7 @@
               <w:rPr>
                 <w:sz w:val="19"/>
               </w:rPr>
-              <w:t>7 PYQs</w:t>
+              <w:t>5 PYQs</w:t>
             </w:r>
           </w:p>
         </w:tc>
@@ -230,7 +230,7 @@
                 <w:color w:val="718096"/>
                 <w:sz w:val="19"/>
               </w:rPr>
-              <w:t>Dimensions</w:t>
+              <w:t>Dimensions &amp; Units</w:t>
             </w:r>
           </w:p>
         </w:tc>
@@ -276,7 +276,7 @@
                 <w:color w:val="2D3748"/>
                 <w:sz w:val="19"/>
               </w:rPr>
-              <w:t>Error Analysis &amp; Significant Figures</w:t>
+              <w:t>Errors in Measurement &amp; Vernier / Screw Gauge</w:t>
             </w:r>
           </w:p>
         </w:tc>
@@ -296,7 +296,7 @@
               <w:rPr>
                 <w:sz w:val="19"/>
               </w:rPr>
-              <w:t>3 PYQs</w:t>
+              <w:t>4 PYQs</w:t>
             </w:r>
           </w:p>
         </w:tc>
@@ -317,7 +317,7 @@
                 <w:color w:val="718096"/>
                 <w:sz w:val="19"/>
               </w:rPr>
-              <w:t>Errors</w:t>
+              <w:t>Experimental Physics</w:t>
             </w:r>
           </w:p>
         </w:tc>
@@ -417,7 +417,7 @@
                 <w:color w:val="1A365D"/>
                 <w:sz w:val="19"/>
               </w:rPr>
-              <w:t>Dimensional Analysis &amp; Principle of Homogeneity</w:t>
+              <w:t>Dimensional Analysis &amp; Physical Constants</w:t>
             </w:r>
           </w:p>
         </w:tc>
@@ -439,7 +439,7 @@
                 <w:color w:val="2D3748"/>
                 <w:sz w:val="19"/>
               </w:rPr>
-              <w:t>[G] = M^{-1}L^3T^{-2}, \quad [h] = ML^2T^{-1}, \quad [\mu_0] = MLT^{-2}A^{-2}</w:t>
+              <w:t>[h] = [ML^2T^{-1}], \quad [G] = [M^{-1}L^3T^{-2}], \quad \left[\frac{1}{\sqrt{\mu_0\varepsilon_0}}\right] = [LT^{-1}]</w:t>
             </w:r>
           </w:p>
         </w:tc>
@@ -463,7 +463,7 @@
                 <w:color w:val="1A365D"/>
                 <w:sz w:val="19"/>
               </w:rPr>
-              <w:t>Error Analysis &amp; Significant Figures</w:t>
+              <w:t>Errors in Measurement &amp; Vernier / Screw Gauge</w:t>
             </w:r>
           </w:p>
         </w:tc>
@@ -485,7 +485,7 @@
                 <w:color w:val="2D3748"/>
                 <w:sz w:val="19"/>
               </w:rPr>
-              <w:t>\frac{\Delta Z}{Z} = a\frac{\Delta A}{A} + b\frac{\Delta B}{B} + c\frac{\Delta C}{C} \quad \text{for } Z = \frac{A^a B^b}{C^c}</w:t>
+              <w:t>\text{LC} = 1\text{ MSD} - 1\text{ VSD}, \quad Z = A^a B^b \implies \frac{\\Delta Z}{Z} = a\frac{\\Delta A}{A} + b\frac{\\Delta B}{B}</w:t>
             </w:r>
           </w:p>
         </w:tc>
@@ -517,7 +517,7 @@
           <w:color w:val="2B6CB0"/>
           <w:sz w:val="24"/>
         </w:rPr>
-        <w:t>3.1 Dimensional Analysis &amp; Principle of Homogeneity (Moderate Yield — 7 PYQs)</w:t>
+        <w:t>3.1 Dimensional Analysis &amp; Physical Constants (Moderate Yield — 5 PYQs)</w:t>
       </w:r>
     </w:p>
     <w:p>
@@ -532,7 +532,7 @@
         <w:rPr>
           <w:sz w:val="20"/>
         </w:rPr>
-        <w:t>Application of dimensions to check equation consistency and derive relations between physical quantities.</w:t>
+        <w:t>Dimensional analysis of physical constants and equations. Determining dimensions of \varepsilon_0, μ_0, h, G and testing homogeneity of physical equations.</w:t>
       </w:r>
     </w:p>
     <w:tbl>
@@ -570,7 +570,7 @@
                 <w:color w:val="2D3748"/>
                 <w:sz w:val="19"/>
               </w:rPr>
-              <w:t>Trigonometric, logarithmic, and exponential arguments must strictly be dimensionless.</w:t>
+              <w:t>Confusing angular momentum [ML^2T^-1] with linear momentum [MLT^-1], or torque with work (same dimensions [ML^2T^-2] but different physical natures).</w:t>
             </w:r>
           </w:p>
         </w:tc>
@@ -611,7 +611,7 @@
                 <w:color w:val="2D3748"/>
                 <w:sz w:val="19"/>
               </w:rPr>
-              <w:t>Equate powers of M, L, T on both sides to find unknown exponents.</w:t>
+              <w:t>In KCET, use the speed of light relation c = 1/√(μ_0\varepsilon_0) to find dimensions of (μ_0\varepsilon_0)^-1/2 in 2 seconds without computing μ_0 or \varepsilon_0 separately.</w:t>
             </w:r>
           </w:p>
         </w:tc>
@@ -725,7 +725,7 @@
           <w:color w:val="2B6CB0"/>
           <w:sz w:val="24"/>
         </w:rPr>
-        <w:t>3.2 Error Analysis &amp; Significant Figures (Moderate Yield — 3 PYQs)</w:t>
+        <w:t>3.2 Errors in Measurement &amp; Vernier / Screw Gauge (Moderate Yield — 4 PYQs)</w:t>
       </w:r>
     </w:p>
     <w:p>
@@ -740,7 +740,7 @@
         <w:rPr>
           <w:sz w:val="20"/>
         </w:rPr>
-        <w:t>Maximum fractional and percentage errors in combination of quantities and screw gauge / vernier calipers reading.</w:t>
+        <w:t>Calculation of least count for Vernier calipers (1 MSD - 1 VSD) and Screw Gauge (Pitch / Total divisions). Error propagation in products and powers: (Δ Z / Z) = a(Δ A / A) + b(Δ B / B).</w:t>
       </w:r>
     </w:p>
     <w:tbl>
@@ -778,7 +778,7 @@
                 <w:color w:val="2D3748"/>
                 <w:sz w:val="19"/>
               </w:rPr>
-              <w:t>Errors always ADD up in worst-case analysis; never subtract fractional errors.</w:t>
+              <w:t>When calculating percentage error, remember that powers multiply the fractional error: if Z = A^3, the error in A is multiplied by 3!</w:t>
             </w:r>
           </w:p>
         </w:tc>
@@ -819,7 +819,7 @@
                 <w:color w:val="2D3748"/>
                 <w:sz w:val="19"/>
               </w:rPr>
-              <w:t>Least count = Pitch / (Number of circular divisions). Total reading = MSR + (CSR × LC) - (Zero Error).</w:t>
+              <w:t>Always check zero error: Positive zero error must be subtracted from the observed reading; negative zero error must be added.</w:t>
             </w:r>
           </w:p>
         </w:tc>
@@ -836,6 +836,33 @@
           <w:sz w:val="19"/>
         </w:rPr>
         <w:t>Source PYQs testing this concept:</w:t>
+      </w:r>
+    </w:p>
+    <w:p>
+      <w:pPr>
+        <w:pStyle w:val="ListBullet"/>
+        <w:spacing w:after="40"/>
+      </w:pPr>
+      <w:r>
+        <w:rPr>
+          <w:b/>
+          <w:sz w:val="18"/>
+        </w:rPr>
+        <w:t xml:space="preserve">[2023 Shift] Q#4 (MCQ): </w:t>
+      </w:r>
+      <w:r>
+        <w:rPr>
+          <w:sz w:val="18"/>
+        </w:rPr>
+        <w:t xml:space="preserve">"The true length of a wire is 3.678cm . When the length of this wire is measured using instrument A , the length of the wire is 3.5cm ...."  </w:t>
+      </w:r>
+      <w:r>
+        <w:rPr>
+          <w:b/>
+          <w:color w:val="2B6CB0"/>
+          <w:sz w:val="18"/>
+        </w:rPr>
+        <w:t>[Ans: N/A]</w:t>
       </w:r>
     </w:p>
     <w:p>
@@ -890,33 +917,6 @@
           <w:sz w:val="18"/>
         </w:rPr>
         <w:t>[Ans: N/A]</w:t>
-      </w:r>
-    </w:p>
-    <w:p>
-      <w:pPr>
-        <w:pStyle w:val="ListBullet"/>
-        <w:spacing w:after="40"/>
-      </w:pPr>
-      <w:r>
-        <w:rPr>
-          <w:b/>
-          <w:sz w:val="18"/>
-        </w:rPr>
-        <w:t xml:space="preserve">[2017 Shift] Q#1 (MCQ): </w:t>
-      </w:r>
-      <w:r>
-        <w:rPr>
-          <w:sz w:val="18"/>
-        </w:rPr>
-        <w:t xml:space="preserve">"A substance of mass 49.53 g occupies 1.5cm^3 of volume. The density of the substance (in gcm^-3 ) with correct number of significant..."  </w:t>
-      </w:r>
-      <w:r>
-        <w:rPr>
-          <w:b/>
-          <w:color w:val="2B6CB0"/>
-          <w:sz w:val="18"/>
-        </w:rPr>
-        <w:t>[Ans: D]</w:t>
       </w:r>
     </w:p>
     <w:p>
@@ -1067,7 +1067,7 @@
           <w:color w:val="1A365D"/>
           <w:sz w:val="22"/>
         </w:rPr>
-        <w:t>Benchmark Problem 2: KCET 2022 (Q#1)</w:t>
+        <w:t>Benchmark Problem 2: KCET 2023 (Q#4)</w:t>
       </w:r>
     </w:p>
     <w:p>
@@ -1078,7 +1078,7 @@
         <w:rPr>
           <w:sz w:val="20"/>
         </w:rPr>
-        <w:t>The Vernier scale of a travelling microscope has 50 divisions which coincides with 49 main scale divisions. If each main scale division is 0.5mm , then the least count of the microscope is</w:t>
+        <w:t>The true length of a wire is 3.678cm . When the length of this wire is measured using instrument A , the length of the wire is 3.5cm . When the length of the wire is measured using instrument B , it is found to have length 3.38cm . Then, the</w:t>
       </w:r>
     </w:p>
     <w:p>
@@ -1090,7 +1090,7 @@
         <w:rPr>
           <w:sz w:val="19"/>
         </w:rPr>
-        <w:t>(A) 0.5mm</w:t>
+        <w:t>(A) measurement with A is more accurate and precise.</w:t>
       </w:r>
     </w:p>
     <w:p>
@@ -1102,7 +1102,7 @@
         <w:rPr>
           <w:sz w:val="19"/>
         </w:rPr>
-        <w:t>(B) 0.01mm</w:t>
+        <w:t>(B) measurement with A is more accurate while measurement with B is more precise.</w:t>
       </w:r>
     </w:p>
     <w:p>
@@ -1114,7 +1114,7 @@
         <w:rPr>
           <w:sz w:val="19"/>
         </w:rPr>
-        <w:t>(C) 0.5cm</w:t>
+        <w:t>(C) measurement with B is more accurate and precise.</w:t>
       </w:r>
     </w:p>
     <w:p>
@@ -1126,7 +1126,7 @@
         <w:rPr>
           <w:sz w:val="19"/>
         </w:rPr>
-        <w:t>(D) 0.01cm</w:t>
+        <w:t>(D) measurement with A is more precise while measurement with B is more constant.</w:t>
       </w:r>
     </w:p>
     <w:tbl>
@@ -1167,7 +1167,7 @@
               </w:rPr>
               <w:t>Solution Analysis:</w:t>
               <w:br/>
-              <w:t>The least count of a measuring instrument is the smallest value that can be measured with the instrument and is calculated by the formula: Least Count=(Value of one main scale division / Number of divisions on the Vernier scale) In the given travelling microscope, there are 50 divisions on the Vernier scale which coincides with 49 main scale divisions. Each main scale division is of 0.5mm . First, we need to find out the value of one main scale division: Given that one main scale division is 0.5mm , we keep this value for the calculation. Next, to calculate the least count, we divide this value by the number of divisions on the Vernier scale. Least Count=(0.5mm / 50) To calculate the value that the Vernier scale can measure beyond the main scale, we consider the discrepancy between the 49 main scale divisions and the 50 Vernier divisions. Since 49 main scale divisions coincide with 50 Vernier divisions, the length covered by 50 Vernier divisions is equal to the length covered by 49 main scale divisions. Therefore, one Vernier division is equivalent to (49 / 50) of a main scale division. The difference between the value of one main scale division and one Vernier division gives us the least count: Main scale division value-Vernier scale division value=Least Count Least Count=(0.5mm / 50) × 49 Since there is a difference of 1 Vernier division in 50 divisions, the Vernier scale is more precise by: Least Count=(0.5mm / 50) Simplifying the fraction: Least Count=(0.5 / 50)mm Least Count=0.01mm So the correct answer is: Option B 0.01mm</w:t>
+              <w:t>Given, actual length of wire (l_(0))=3.678cm Measurement with instrument, A=3.5cm Measurement with instrument, B=3.38cm Measurement of A is close to l_(0) so it is more accurate but measurement of B is more precise as it can count upto two decimal places.</w:t>
             </w:r>
           </w:p>
         </w:tc>
